--- a/inst/captions/variable_trend_maps_caption.docx
+++ b/inst/captions/variable_trend_maps_caption.docx
@@ -51,7 +51,7 @@
           <w:sz w:val="20"/>
           <w:szCs w:val="20"/>
         </w:rPr>
-        <w:t>Each variable occupies one row. The left panel shows the per-cell Theil-Sen trend over the study period. The right panel shows the trend in the rate of change over the same period, identifying areas where the variable is increasing or decreasing at an accelerating or decelerating rate. In both panels, green indicates increasing values and red indicates decreasing values.</w:t>
+        <w:t>Each variable occupies one row. The left panel shows the per-cell Theil-Sen trend over the study period; green indicates increasing values and red indicates decreasing values. The right panel shows the change trend, the Theil-Sen trend in successive changes in the variable over the same period; green indicates that successive changes grew more positive and red that they grew more negative.</w:t>
       </w:r>
     </w:p>
     <w:p>

--- a/inst/captions/variable_trend_maps_caption.docx
+++ b/inst/captions/variable_trend_maps_caption.docx
@@ -33,7 +33,7 @@
           <w:sz w:val="20"/>
           <w:szCs w:val="20"/>
         </w:rPr>
-        <w:t>environmental predictor variables have changed across the landscape over the study period. Variables are those identified by the convergence-based screening procedure as the strongest contributors to the ensemble models; they are arranged in descending order of average contribution to the overall time series.</w:t>
+        <w:t>environmental predictor variables have changed across the landscape over the study period. Variables are those identified by the convergence-based screening procedure as the strongest contributors to the ensemble models; they are arranged in descending order of average contribution to the overall time series. Because the candidates are strongly correlated, another run can select different variables that describe the same climate gradients.</w:t>
       </w:r>
     </w:p>
     <w:p>

--- a/inst/captions/variable_trend_maps_caption.docx
+++ b/inst/captions/variable_trend_maps_caption.docx
@@ -69,7 +69,7 @@
           <w:sz w:val="20"/>
           <w:szCs w:val="20"/>
         </w:rPr>
-        <w:t>A blue sidebar marks variables whose relative contribution to the ensemble models showed a strong directional trend across the study period (Bayesian probability of direction PD ≥ 90%). See the Variable Contribution Trends figure and table for details.</w:t>
+        <w:t>See the Variable Contribution Trends figure and table for how each variable’s contribution changed over the study period.</w:t>
       </w:r>
     </w:p>
     <w:p>
